--- a/Fase 2/Documentos/05_Retrospectivas.docx
+++ b/Fase 2/Documentos/05_Retrospectivas.docx
@@ -7,6 +7,9 @@
         <w:pStyle w:val="Title"/>
       </w:pPr>
       <w:r>
+        <w:rPr>
+          <w:color w:val="000000"/>
+        </w:rPr>
         <w:t>Retrospectivas de sprint</w:t>
       </w:r>
     </w:p>
@@ -20,7 +23,7 @@
           <w:color w:val="315B78"/>
           <w:sz w:val="22"/>
         </w:rPr>
-        <w:t>Formato de revisión y acuerdos de mejora continua</w:t>
+        <w:t>Observaciones técnicas y propuestas de mejora para revisión del equipo</w:t>
       </w:r>
     </w:p>
     <w:tbl>
@@ -28,12 +31,23 @@
         <w:tblStyle w:val="TableGrid"/>
         <w:tblW w:type="auto" w:w="0"/>
         <w:tblLook w:firstColumn="1" w:firstRow="1" w:lastColumn="0" w:lastRow="0" w:noHBand="0" w:noVBand="1" w:val="04A0"/>
+        <w:tblBorders>
+          <w:top w:val="single" w:sz="4" w:color="D9D9D9"/>
+          <w:left w:val="single" w:sz="4" w:color="D9D9D9"/>
+          <w:bottom w:val="single" w:sz="4" w:color="D9D9D9"/>
+          <w:right w:val="single" w:sz="4" w:color="D9D9D9"/>
+          <w:insideH w:val="single" w:sz="4" w:color="D9D9D9"/>
+          <w:insideV w:val="single" w:sz="4" w:color="D9D9D9"/>
+        </w:tblBorders>
       </w:tblPr>
       <w:tblGrid>
         <w:gridCol w:w="5040"/>
         <w:gridCol w:w="5040"/>
       </w:tblGrid>
       <w:tr>
+        <w:trPr>
+          <w:tblHeader/>
+        </w:trPr>
         <w:tc>
           <w:tcPr>
             <w:tcW w:type="dxa" w:w="4896"/>
@@ -49,6 +63,8 @@
           </w:tcPr>
           <w:p>
             <w:pPr>
+              <w:keepNext w:val="0"/>
+              <w:keepLines w:val="0"/>
               <w:spacing w:after="40" w:before="40"/>
             </w:pPr>
             <w:r/>
@@ -77,6 +93,8 @@
           </w:tcPr>
           <w:p>
             <w:pPr>
+              <w:keepNext w:val="0"/>
+              <w:keepLines w:val="0"/>
               <w:spacing w:after="40" w:before="40"/>
             </w:pPr>
             <w:r/>
@@ -91,6 +109,7 @@
         </w:tc>
       </w:tr>
       <w:tr>
+        <w:trPr/>
         <w:tc>
           <w:tcPr>
             <w:tcW w:type="dxa" w:w="4896"/>
@@ -106,16 +125,12 @@
           </w:tcPr>
           <w:p>
             <w:pPr>
+              <w:keepNext w:val="0"/>
+              <w:keepLines w:val="0"/>
               <w:spacing w:after="40" w:before="40"/>
             </w:pPr>
-            <w:r/>
             <w:r>
-              <w:rPr>
-                <w:b/>
-                <w:color w:val="16382F"/>
-                <w:sz w:val="18"/>
-              </w:rPr>
-              <w:t>Fecha</w:t>
+              <w:t>Actualización documental</w:t>
             </w:r>
           </w:p>
         </w:tc>
@@ -134,15 +149,12 @@
           </w:tcPr>
           <w:p>
             <w:pPr>
+              <w:keepNext w:val="0"/>
+              <w:keepLines w:val="0"/>
               <w:spacing w:after="40" w:before="40"/>
             </w:pPr>
-            <w:r/>
             <w:r>
-              <w:rPr>
-                <w:b w:val="0"/>
-                <w:sz w:val="18"/>
-              </w:rPr>
-              <w:t>4 de octubre de 2026</w:t>
+              <w:t>20 de octubre de 2026</w:t>
             </w:r>
           </w:p>
         </w:tc>
@@ -154,7 +166,7 @@
         <w:spacing w:after="120"/>
       </w:pPr>
       <w:r>
-        <w:t>Las retrospectivas se realizan al cierre de cada sprint. Se registra evidencia concreta, no solo opiniones: qué ocurrió, qué impacto tuvo y qué acción se tomará en el sprint siguiente.</w:t>
+        <w:t>El equipo debe realizar y registrar sus retrospectivas de sprint. Las observaciones de este documento provienen del código y las pruebas disponibles; no reemplazan un acta de reunión ni acreditan acuerdos adoptados.</w:t>
       </w:r>
     </w:p>
     <w:p>
@@ -162,6 +174,9 @@
         <w:pStyle w:val="Heading1"/>
       </w:pPr>
       <w:r>
+        <w:rPr>
+          <w:color w:val="000000"/>
+        </w:rPr>
         <w:t>1 Formato de retrospectiva</w:t>
       </w:r>
     </w:p>
@@ -170,6 +185,14 @@
         <w:tblStyle w:val="TableGrid"/>
         <w:tblW w:type="auto" w:w="0"/>
         <w:tblLook w:firstColumn="1" w:firstRow="1" w:lastColumn="0" w:lastRow="0" w:noHBand="0" w:noVBand="1" w:val="04A0"/>
+        <w:tblBorders>
+          <w:top w:val="single" w:sz="4" w:color="D9D9D9"/>
+          <w:left w:val="single" w:sz="4" w:color="D9D9D9"/>
+          <w:bottom w:val="single" w:sz="4" w:color="D9D9D9"/>
+          <w:right w:val="single" w:sz="4" w:color="D9D9D9"/>
+          <w:insideH w:val="single" w:sz="4" w:color="D9D9D9"/>
+          <w:insideV w:val="single" w:sz="4" w:color="D9D9D9"/>
+        </w:tblBorders>
       </w:tblPr>
       <w:tblGrid>
         <w:gridCol w:w="2520"/>
@@ -178,6 +201,9 @@
         <w:gridCol w:w="2520"/>
       </w:tblGrid>
       <w:tr>
+        <w:trPr>
+          <w:tblHeader/>
+        </w:trPr>
         <w:tc>
           <w:tcPr>
             <w:tcW w:type="dxa" w:w="2448"/>
@@ -194,6 +220,8 @@
           </w:tcPr>
           <w:p>
             <w:pPr>
+              <w:keepNext w:val="0"/>
+              <w:keepLines w:val="0"/>
               <w:spacing w:after="40" w:before="40"/>
             </w:pPr>
             <w:r/>
@@ -223,6 +251,8 @@
           </w:tcPr>
           <w:p>
             <w:pPr>
+              <w:keepNext w:val="0"/>
+              <w:keepLines w:val="0"/>
               <w:spacing w:after="40" w:before="40"/>
             </w:pPr>
             <w:r/>
@@ -252,6 +282,8 @@
           </w:tcPr>
           <w:p>
             <w:pPr>
+              <w:keepNext w:val="0"/>
+              <w:keepLines w:val="0"/>
               <w:spacing w:after="40" w:before="40"/>
             </w:pPr>
             <w:r/>
@@ -281,6 +313,8 @@
           </w:tcPr>
           <w:p>
             <w:pPr>
+              <w:keepNext w:val="0"/>
+              <w:keepLines w:val="0"/>
               <w:spacing w:after="40" w:before="40"/>
             </w:pPr>
             <w:r/>
@@ -296,6 +330,7 @@
         </w:tc>
       </w:tr>
       <w:tr>
+        <w:trPr/>
         <w:tc>
           <w:tcPr>
             <w:tcW w:type="dxa" w:w="2448"/>
@@ -311,6 +346,8 @@
           </w:tcPr>
           <w:p>
             <w:pPr>
+              <w:keepNext w:val="0"/>
+              <w:keepLines w:val="0"/>
               <w:spacing w:after="40" w:before="40"/>
             </w:pPr>
             <w:r/>
@@ -338,6 +375,8 @@
           </w:tcPr>
           <w:p>
             <w:pPr>
+              <w:keepNext w:val="0"/>
+              <w:keepLines w:val="0"/>
               <w:spacing w:after="40" w:before="40"/>
             </w:pPr>
             <w:r/>
@@ -365,6 +404,8 @@
           </w:tcPr>
           <w:p>
             <w:pPr>
+              <w:keepNext w:val="0"/>
+              <w:keepLines w:val="0"/>
               <w:spacing w:after="40" w:before="40"/>
             </w:pPr>
             <w:r/>
@@ -392,6 +433,8 @@
           </w:tcPr>
           <w:p>
             <w:pPr>
+              <w:keepNext w:val="0"/>
+              <w:keepLines w:val="0"/>
               <w:spacing w:after="40" w:before="40"/>
             </w:pPr>
             <w:r/>
@@ -416,7 +459,10 @@
         <w:pStyle w:val="Heading1"/>
       </w:pPr>
       <w:r>
-        <w:t>2 Registro inicial</w:t>
+        <w:rPr>
+          <w:color w:val="000000"/>
+        </w:rPr>
+        <w:t>2 Observaciones sustentadas en evidencias</w:t>
       </w:r>
     </w:p>
     <w:tbl>
@@ -424,6 +470,14 @@
         <w:tblStyle w:val="TableGrid"/>
         <w:tblW w:type="auto" w:w="0"/>
         <w:tblLook w:firstColumn="1" w:firstRow="1" w:lastColumn="0" w:lastRow="0" w:noHBand="0" w:noVBand="1" w:val="04A0"/>
+        <w:tblBorders>
+          <w:top w:val="single" w:sz="4" w:color="D9D9D9"/>
+          <w:left w:val="single" w:sz="4" w:color="D9D9D9"/>
+          <w:bottom w:val="single" w:sz="4" w:color="D9D9D9"/>
+          <w:right w:val="single" w:sz="4" w:color="D9D9D9"/>
+          <w:insideH w:val="single" w:sz="4" w:color="D9D9D9"/>
+          <w:insideV w:val="single" w:sz="4" w:color="D9D9D9"/>
+        </w:tblBorders>
       </w:tblPr>
       <w:tblGrid>
         <w:gridCol w:w="2016"/>
@@ -433,6 +487,9 @@
         <w:gridCol w:w="2016"/>
       </w:tblGrid>
       <w:tr>
+        <w:trPr>
+          <w:tblHeader/>
+        </w:trPr>
         <w:tc>
           <w:tcPr>
             <w:tcW w:type="dxa" w:w="1152"/>
@@ -449,16 +506,12 @@
           </w:tcPr>
           <w:p>
             <w:pPr>
+              <w:keepNext w:val="0"/>
+              <w:keepLines w:val="0"/>
               <w:spacing w:after="40" w:before="40"/>
             </w:pPr>
-            <w:r/>
             <w:r>
-              <w:rPr>
-                <w:b/>
-                <w:color w:val="FFFFFF"/>
-                <w:sz w:val="17"/>
-              </w:rPr>
-              <w:t>Sprint</w:t>
+              <w:t>Bloque</w:t>
             </w:r>
           </w:p>
         </w:tc>
@@ -478,15 +531,11 @@
           </w:tcPr>
           <w:p>
             <w:pPr>
+              <w:keepNext w:val="0"/>
+              <w:keepLines w:val="0"/>
               <w:spacing w:after="40" w:before="40"/>
             </w:pPr>
-            <w:r/>
             <w:r>
-              <w:rPr>
-                <w:b/>
-                <w:color w:val="FFFFFF"/>
-                <w:sz w:val="17"/>
-              </w:rPr>
               <w:t>Mantener</w:t>
             </w:r>
           </w:p>
@@ -507,15 +556,11 @@
           </w:tcPr>
           <w:p>
             <w:pPr>
+              <w:keepNext w:val="0"/>
+              <w:keepLines w:val="0"/>
               <w:spacing w:after="40" w:before="40"/>
             </w:pPr>
-            <w:r/>
             <w:r>
-              <w:rPr>
-                <w:b/>
-                <w:color w:val="FFFFFF"/>
-                <w:sz w:val="17"/>
-              </w:rPr>
               <w:t>Mejorar</w:t>
             </w:r>
           </w:p>
@@ -536,16 +581,12 @@
           </w:tcPr>
           <w:p>
             <w:pPr>
+              <w:keepNext w:val="0"/>
+              <w:keepLines w:val="0"/>
               <w:spacing w:after="40" w:before="40"/>
             </w:pPr>
-            <w:r/>
             <w:r>
-              <w:rPr>
-                <w:b/>
-                <w:color w:val="FFFFFF"/>
-                <w:sz w:val="17"/>
-              </w:rPr>
-              <w:t>Acuerdo</w:t>
+              <w:t>Acción propuesta</w:t>
             </w:r>
           </w:p>
         </w:tc>
@@ -565,21 +606,18 @@
           </w:tcPr>
           <w:p>
             <w:pPr>
+              <w:keepNext w:val="0"/>
+              <w:keepLines w:val="0"/>
               <w:spacing w:after="40" w:before="40"/>
             </w:pPr>
-            <w:r/>
             <w:r>
-              <w:rPr>
-                <w:b/>
-                <w:color w:val="FFFFFF"/>
-                <w:sz w:val="17"/>
-              </w:rPr>
-              <w:t>Responsable</w:t>
+              <w:t>Responsable de revisión</w:t>
             </w:r>
           </w:p>
         </w:tc>
       </w:tr>
       <w:tr>
+        <w:trPr/>
         <w:tc>
           <w:tcPr>
             <w:tcW w:type="dxa" w:w="1152"/>
@@ -595,14 +633,11 @@
           </w:tcPr>
           <w:p>
             <w:pPr>
+              <w:keepNext w:val="0"/>
+              <w:keepLines w:val="0"/>
               <w:spacing w:after="40" w:before="40"/>
             </w:pPr>
-            <w:r/>
             <w:r>
-              <w:rPr>
-                <w:b w:val="0"/>
-                <w:sz w:val="17"/>
-              </w:rPr>
               <w:t>S1</w:t>
             </w:r>
           </w:p>
@@ -622,15 +657,12 @@
           </w:tcPr>
           <w:p>
             <w:pPr>
+              <w:keepNext w:val="0"/>
+              <w:keepLines w:val="0"/>
               <w:spacing w:after="40" w:before="40"/>
             </w:pPr>
-            <w:r/>
             <w:r>
-              <w:rPr>
-                <w:b w:val="0"/>
-                <w:sz w:val="17"/>
-              </w:rPr>
-              <w:t>Participación del equipo en levantamiento</w:t>
+              <w:t>Vinculación con la empresa</w:t>
             </w:r>
           </w:p>
         </w:tc>
@@ -649,15 +681,12 @@
           </w:tcPr>
           <w:p>
             <w:pPr>
+              <w:keepNext w:val="0"/>
+              <w:keepLines w:val="0"/>
               <w:spacing w:after="40" w:before="40"/>
             </w:pPr>
-            <w:r/>
             <w:r>
-              <w:rPr>
-                <w:b w:val="0"/>
-                <w:sz w:val="17"/>
-              </w:rPr>
-              <w:t>Disponibilidad del cliente</w:t>
+              <w:t>Formalización de la aceptación</w:t>
             </w:r>
           </w:p>
         </w:tc>
@@ -676,15 +705,12 @@
           </w:tcPr>
           <w:p>
             <w:pPr>
+              <w:keepNext w:val="0"/>
+              <w:keepLines w:val="0"/>
               <w:spacing w:after="40" w:before="40"/>
             </w:pPr>
-            <w:r/>
             <w:r>
-              <w:rPr>
-                <w:b w:val="0"/>
-                <w:sz w:val="17"/>
-              </w:rPr>
-              <w:t>Fijar checkpoints con anticipación</w:t>
+              <w:t>Coordinar sesión y firma del acta con Rodrigo Quiroga</w:t>
             </w:r>
           </w:p>
         </w:tc>
@@ -703,20 +729,18 @@
           </w:tcPr>
           <w:p>
             <w:pPr>
+              <w:keepNext w:val="0"/>
+              <w:keepLines w:val="0"/>
               <w:spacing w:after="40" w:before="40"/>
             </w:pPr>
-            <w:r/>
             <w:r>
-              <w:rPr>
-                <w:b w:val="0"/>
-                <w:sz w:val="17"/>
-              </w:rPr>
               <w:t>Juan</w:t>
             </w:r>
           </w:p>
         </w:tc>
       </w:tr>
       <w:tr>
+        <w:trPr/>
         <w:tc>
           <w:tcPr>
             <w:tcW w:type="dxa" w:w="1152"/>
@@ -733,14 +757,11 @@
           </w:tcPr>
           <w:p>
             <w:pPr>
+              <w:keepNext w:val="0"/>
+              <w:keepLines w:val="0"/>
               <w:spacing w:after="40" w:before="40"/>
             </w:pPr>
-            <w:r/>
             <w:r>
-              <w:rPr>
-                <w:b w:val="0"/>
-                <w:sz w:val="17"/>
-              </w:rPr>
               <w:t>S2</w:t>
             </w:r>
           </w:p>
@@ -761,15 +782,12 @@
           </w:tcPr>
           <w:p>
             <w:pPr>
+              <w:keepNext w:val="0"/>
+              <w:keepLines w:val="0"/>
               <w:spacing w:after="40" w:before="40"/>
             </w:pPr>
-            <w:r/>
             <w:r>
-              <w:rPr>
-                <w:b w:val="0"/>
-                <w:sz w:val="17"/>
-              </w:rPr>
-              <w:t>Uso de contratos y esquema compartido</w:t>
+              <w:t>Modelo PostgreSQL/PostGIS</w:t>
             </w:r>
           </w:p>
         </w:tc>
@@ -789,15 +807,12 @@
           </w:tcPr>
           <w:p>
             <w:pPr>
+              <w:keepNext w:val="0"/>
+              <w:keepLines w:val="0"/>
               <w:spacing w:after="40" w:before="40"/>
             </w:pPr>
-            <w:r/>
             <w:r>
-              <w:rPr>
-                <w:b w:val="0"/>
-                <w:sz w:val="17"/>
-              </w:rPr>
-              <w:t>Cambios no registrados</w:t>
+              <w:t>Separar datos de trabajo y de prueba</w:t>
             </w:r>
           </w:p>
         </w:tc>
@@ -817,15 +832,12 @@
           </w:tcPr>
           <w:p>
             <w:pPr>
+              <w:keepNext w:val="0"/>
+              <w:keepLines w:val="0"/>
               <w:spacing w:after="40" w:before="40"/>
             </w:pPr>
-            <w:r/>
             <w:r>
-              <w:rPr>
-                <w:b w:val="0"/>
-                <w:sz w:val="17"/>
-              </w:rPr>
-              <w:t>Documentar decisiones en el repositorio</w:t>
+              <w:t>Conservar pruebas aisladas y documentar migraciones</w:t>
             </w:r>
           </w:p>
         </w:tc>
@@ -845,20 +857,18 @@
           </w:tcPr>
           <w:p>
             <w:pPr>
+              <w:keepNext w:val="0"/>
+              <w:keepLines w:val="0"/>
               <w:spacing w:after="40" w:before="40"/>
             </w:pPr>
-            <w:r/>
             <w:r>
-              <w:rPr>
-                <w:b w:val="0"/>
-                <w:sz w:val="17"/>
-              </w:rPr>
               <w:t>Javier</w:t>
             </w:r>
           </w:p>
         </w:tc>
       </w:tr>
       <w:tr>
+        <w:trPr/>
         <w:tc>
           <w:tcPr>
             <w:tcW w:type="dxa" w:w="1152"/>
@@ -874,14 +884,11 @@
           </w:tcPr>
           <w:p>
             <w:pPr>
+              <w:keepNext w:val="0"/>
+              <w:keepLines w:val="0"/>
               <w:spacing w:after="40" w:before="40"/>
             </w:pPr>
-            <w:r/>
             <w:r>
-              <w:rPr>
-                <w:b w:val="0"/>
-                <w:sz w:val="17"/>
-              </w:rPr>
               <w:t>S3</w:t>
             </w:r>
           </w:p>
@@ -901,15 +908,12 @@
           </w:tcPr>
           <w:p>
             <w:pPr>
+              <w:keepNext w:val="0"/>
+              <w:keepLines w:val="0"/>
               <w:spacing w:after="40" w:before="40"/>
             </w:pPr>
-            <w:r/>
             <w:r>
-              <w:rPr>
-                <w:b w:val="0"/>
-                <w:sz w:val="17"/>
-              </w:rPr>
-              <w:t>Reutilización de componentes</w:t>
+              <w:t>Login y roles verificados</w:t>
             </w:r>
           </w:p>
         </w:tc>
@@ -928,15 +932,12 @@
           </w:tcPr>
           <w:p>
             <w:pPr>
+              <w:keepNext w:val="0"/>
+              <w:keepLines w:val="0"/>
               <w:spacing w:after="40" w:before="40"/>
             </w:pPr>
-            <w:r/>
             <w:r>
-              <w:rPr>
-                <w:b w:val="0"/>
-                <w:sz w:val="17"/>
-              </w:rPr>
-              <w:t>Ambiente local incompleto</w:t>
+              <w:t>Mantener vigentes las instrucciones de Vite, Maps y Docker</w:t>
             </w:r>
           </w:p>
         </w:tc>
@@ -955,15 +956,12 @@
           </w:tcPr>
           <w:p>
             <w:pPr>
+              <w:keepNext w:val="0"/>
+              <w:keepLines w:val="0"/>
               <w:spacing w:after="40" w:before="40"/>
             </w:pPr>
-            <w:r/>
             <w:r>
-              <w:rPr>
-                <w:b w:val="0"/>
-                <w:sz w:val="17"/>
-              </w:rPr>
-              <w:t>Incluir pasos reproducibles en README</w:t>
+              <w:t>Usar .env raíz para Docker y Vite; backend/.env solo para uvicorn manual. Mantener restricciones de la clave web.</w:t>
             </w:r>
           </w:p>
         </w:tc>
@@ -982,20 +980,18 @@
           </w:tcPr>
           <w:p>
             <w:pPr>
+              <w:keepNext w:val="0"/>
+              <w:keepLines w:val="0"/>
               <w:spacing w:after="40" w:before="40"/>
             </w:pPr>
-            <w:r/>
             <w:r>
-              <w:rPr>
-                <w:b w:val="0"/>
-                <w:sz w:val="17"/>
-              </w:rPr>
               <w:t>Juan</w:t>
             </w:r>
           </w:p>
         </w:tc>
       </w:tr>
       <w:tr>
+        <w:trPr/>
         <w:tc>
           <w:tcPr>
             <w:tcW w:type="dxa" w:w="1152"/>
@@ -1012,14 +1008,11 @@
           </w:tcPr>
           <w:p>
             <w:pPr>
+              <w:keepNext w:val="0"/>
+              <w:keepLines w:val="0"/>
               <w:spacing w:after="40" w:before="40"/>
             </w:pPr>
-            <w:r/>
             <w:r>
-              <w:rPr>
-                <w:b w:val="0"/>
-                <w:sz w:val="17"/>
-              </w:rPr>
               <w:t>S4</w:t>
             </w:r>
           </w:p>
@@ -1040,15 +1033,12 @@
           </w:tcPr>
           <w:p>
             <w:pPr>
+              <w:keepNext w:val="0"/>
+              <w:keepLines w:val="0"/>
               <w:spacing w:after="40" w:before="40"/>
             </w:pPr>
-            <w:r/>
             <w:r>
-              <w:rPr>
-                <w:b w:val="0"/>
-                <w:sz w:val="17"/>
-              </w:rPr>
-              <w:t>Feedback temprano del panel</w:t>
+              <w:t>Fechas de Chile con regresión</w:t>
             </w:r>
           </w:p>
         </w:tc>
@@ -1068,15 +1058,12 @@
           </w:tcPr>
           <w:p>
             <w:pPr>
+              <w:keepNext w:val="0"/>
+              <w:keepLines w:val="0"/>
               <w:spacing w:after="40" w:before="40"/>
             </w:pPr>
-            <w:r/>
             <w:r>
-              <w:rPr>
-                <w:b w:val="0"/>
-                <w:sz w:val="17"/>
-              </w:rPr>
-              <w:t>Estados ambiguos</w:t>
+              <w:t>Evitar zonas horarias implícitas</w:t>
             </w:r>
           </w:p>
         </w:tc>
@@ -1096,15 +1083,12 @@
           </w:tcPr>
           <w:p>
             <w:pPr>
+              <w:keepNext w:val="0"/>
+              <w:keepLines w:val="0"/>
               <w:spacing w:after="40" w:before="40"/>
             </w:pPr>
-            <w:r/>
             <w:r>
-              <w:rPr>
-                <w:b w:val="0"/>
-                <w:sz w:val="17"/>
-              </w:rPr>
-              <w:t>Definir transición de estados</w:t>
+              <w:t>Mantener pruebas verano, invierno y medianoche</w:t>
             </w:r>
           </w:p>
         </w:tc>
@@ -1124,20 +1108,18 @@
           </w:tcPr>
           <w:p>
             <w:pPr>
+              <w:keepNext w:val="0"/>
+              <w:keepLines w:val="0"/>
               <w:spacing w:after="40" w:before="40"/>
             </w:pPr>
-            <w:r/>
             <w:r>
-              <w:rPr>
-                <w:b w:val="0"/>
-                <w:sz w:val="17"/>
-              </w:rPr>
-              <w:t>Equipo</w:t>
+              <w:t>Juan</w:t>
             </w:r>
           </w:p>
         </w:tc>
       </w:tr>
       <w:tr>
+        <w:trPr/>
         <w:tc>
           <w:tcPr>
             <w:tcW w:type="dxa" w:w="1152"/>
@@ -1153,14 +1135,11 @@
           </w:tcPr>
           <w:p>
             <w:pPr>
+              <w:keepNext w:val="0"/>
+              <w:keepLines w:val="0"/>
               <w:spacing w:after="40" w:before="40"/>
             </w:pPr>
-            <w:r/>
             <w:r>
-              <w:rPr>
-                <w:b w:val="0"/>
-                <w:sz w:val="17"/>
-              </w:rPr>
               <w:t>S5</w:t>
             </w:r>
           </w:p>
@@ -1180,15 +1159,12 @@
           </w:tcPr>
           <w:p>
             <w:pPr>
+              <w:keepNext w:val="0"/>
+              <w:keepLines w:val="0"/>
               <w:spacing w:after="40" w:before="40"/>
             </w:pPr>
-            <w:r/>
             <w:r>
-              <w:rPr>
-                <w:b w:val="0"/>
-                <w:sz w:val="17"/>
-              </w:rPr>
-              <w:t>Pruebas sobre datos de demo</w:t>
+              <w:t>Pruebas de clientes nulos</w:t>
             </w:r>
           </w:p>
         </w:tc>
@@ -1207,15 +1183,12 @@
           </w:tcPr>
           <w:p>
             <w:pPr>
+              <w:keepNext w:val="0"/>
+              <w:keepLines w:val="0"/>
               <w:spacing w:after="40" w:before="40"/>
             </w:pPr>
-            <w:r/>
             <w:r>
-              <w:rPr>
-                <w:b w:val="0"/>
-                <w:sz w:val="17"/>
-              </w:rPr>
-              <w:t>Dependencia de base local</w:t>
+              <w:t>Conservar cobertura del croquis al cancelar</w:t>
             </w:r>
           </w:p>
         </w:tc>
@@ -1234,15 +1207,12 @@
           </w:tcPr>
           <w:p>
             <w:pPr>
+              <w:keepNext w:val="0"/>
+              <w:keepLines w:val="0"/>
               <w:spacing w:after="40" w:before="40"/>
             </w:pPr>
-            <w:r/>
             <w:r>
-              <w:rPr>
-                <w:b w:val="0"/>
-                <w:sz w:val="17"/>
-              </w:rPr>
-              <w:t>Agregar datos y reset reproducible</w:t>
+              <w:t>Mantener el caso PostGIS VIS-002, ya aprobado en E4, que conserva visita, croquis y trampas.</w:t>
             </w:r>
           </w:p>
         </w:tc>
@@ -1261,20 +1231,18 @@
           </w:tcPr>
           <w:p>
             <w:pPr>
+              <w:keepNext w:val="0"/>
+              <w:keepLines w:val="0"/>
               <w:spacing w:after="40" w:before="40"/>
             </w:pPr>
-            <w:r/>
             <w:r>
-              <w:rPr>
-                <w:b w:val="0"/>
-                <w:sz w:val="17"/>
-              </w:rPr>
-              <w:t>Javier</w:t>
+              <w:t>Equipo</w:t>
             </w:r>
           </w:p>
         </w:tc>
       </w:tr>
       <w:tr>
+        <w:trPr/>
         <w:tc>
           <w:tcPr>
             <w:tcW w:type="dxa" w:w="1152"/>
@@ -1291,14 +1259,11 @@
           </w:tcPr>
           <w:p>
             <w:pPr>
+              <w:keepNext w:val="0"/>
+              <w:keepLines w:val="0"/>
               <w:spacing w:after="40" w:before="40"/>
             </w:pPr>
-            <w:r/>
             <w:r>
-              <w:rPr>
-                <w:b w:val="0"/>
-                <w:sz w:val="17"/>
-              </w:rPr>
               <w:t>S6-S9</w:t>
             </w:r>
           </w:p>
@@ -1319,15 +1284,12 @@
           </w:tcPr>
           <w:p>
             <w:pPr>
+              <w:keepNext w:val="0"/>
+              <w:keepLines w:val="0"/>
               <w:spacing w:after="40" w:before="40"/>
             </w:pPr>
-            <w:r/>
             <w:r>
-              <w:rPr>
-                <w:b w:val="0"/>
-                <w:sz w:val="17"/>
-              </w:rPr>
-              <w:t>Trabajo por bloques integrables</w:t>
+              <w:t>API de técnico y trampas probada</w:t>
             </w:r>
           </w:p>
         </w:tc>
@@ -1347,15 +1309,12 @@
           </w:tcPr>
           <w:p>
             <w:pPr>
+              <w:keepNext w:val="0"/>
+              <w:keepLines w:val="0"/>
               <w:spacing w:after="40" w:before="40"/>
             </w:pPr>
-            <w:r/>
             <w:r>
-              <w:rPr>
-                <w:b w:val="0"/>
-                <w:sz w:val="17"/>
-              </w:rPr>
-              <w:t>Integración tardía</w:t>
+              <w:t>Separar código y diseños de IA/offline</w:t>
             </w:r>
           </w:p>
         </w:tc>
@@ -1375,15 +1334,12 @@
           </w:tcPr>
           <w:p>
             <w:pPr>
+              <w:keepNext w:val="0"/>
+              <w:keepLines w:val="0"/>
               <w:spacing w:after="40" w:before="40"/>
             </w:pPr>
-            <w:r/>
             <w:r>
-              <w:rPr>
-                <w:b w:val="0"/>
-                <w:sz w:val="17"/>
-              </w:rPr>
-              <w:t>Reservar una sesión semanal de integración</w:t>
+              <w:t>Validar Sandbox y planificar IA del croquis y sincronización</w:t>
             </w:r>
           </w:p>
         </w:tc>
@@ -1403,20 +1359,18 @@
           </w:tcPr>
           <w:p>
             <w:pPr>
+              <w:keepNext w:val="0"/>
+              <w:keepLines w:val="0"/>
               <w:spacing w:after="40" w:before="40"/>
             </w:pPr>
-            <w:r/>
             <w:r>
-              <w:rPr>
-                <w:b w:val="0"/>
-                <w:sz w:val="17"/>
-              </w:rPr>
-              <w:t>Equipo</w:t>
+              <w:t>Pedro y Javier</w:t>
             </w:r>
           </w:p>
         </w:tc>
       </w:tr>
       <w:tr>
+        <w:trPr/>
         <w:tc>
           <w:tcPr>
             <w:tcW w:type="dxa" w:w="1152"/>
@@ -1432,14 +1386,11 @@
           </w:tcPr>
           <w:p>
             <w:pPr>
+              <w:keepNext w:val="0"/>
+              <w:keepLines w:val="0"/>
               <w:spacing w:after="40" w:before="40"/>
             </w:pPr>
-            <w:r/>
             <w:r>
-              <w:rPr>
-                <w:b w:val="0"/>
-                <w:sz w:val="17"/>
-              </w:rPr>
               <w:t>S10-S11</w:t>
             </w:r>
           </w:p>
@@ -1459,15 +1410,12 @@
           </w:tcPr>
           <w:p>
             <w:pPr>
+              <w:keepNext w:val="0"/>
+              <w:keepLines w:val="0"/>
               <w:spacing w:after="40" w:before="40"/>
             </w:pPr>
-            <w:r/>
             <w:r>
-              <w:rPr>
-                <w:b w:val="0"/>
-                <w:sz w:val="17"/>
-              </w:rPr>
-              <w:t>Validación con escenarios</w:t>
+              <w:t>205/205 en E4 y Maps real en E5</w:t>
             </w:r>
           </w:p>
         </w:tc>
@@ -1486,15 +1434,12 @@
           </w:tcPr>
           <w:p>
             <w:pPr>
+              <w:keepNext w:val="0"/>
+              <w:keepLines w:val="0"/>
               <w:spacing w:after="40" w:before="40"/>
             </w:pPr>
-            <w:r/>
             <w:r>
-              <w:rPr>
-                <w:b w:val="0"/>
-                <w:sz w:val="17"/>
-              </w:rPr>
-              <w:t>Poco margen de corrección</w:t>
+              <w:t>Aceptación formal del cliente</w:t>
             </w:r>
           </w:p>
         </w:tc>
@@ -1513,15 +1458,12 @@
           </w:tcPr>
           <w:p>
             <w:pPr>
+              <w:keepNext w:val="0"/>
+              <w:keepLines w:val="0"/>
               <w:spacing w:after="40" w:before="40"/>
             </w:pPr>
-            <w:r/>
             <w:r>
-              <w:rPr>
-                <w:b w:val="0"/>
-                <w:sz w:val="17"/>
-              </w:rPr>
-              <w:t>Congelar alcance y priorizar defectos críticos</w:t>
+              <w:t>Presentar evidencias y registrar alcance aceptado</w:t>
             </w:r>
           </w:p>
         </w:tc>
@@ -1540,15 +1482,135 @@
           </w:tcPr>
           <w:p>
             <w:pPr>
+              <w:keepNext w:val="0"/>
+              <w:keepLines w:val="0"/>
               <w:spacing w:after="40" w:before="40"/>
             </w:pPr>
-            <w:r/>
             <w:r>
-              <w:rPr>
-                <w:b w:val="0"/>
-                <w:sz w:val="17"/>
-              </w:rPr>
-              <w:t>Pedro</w:t>
+              <w:t>Equipo</w:t>
+            </w:r>
+          </w:p>
+        </w:tc>
+      </w:tr>
+      <w:tr>
+        <w:trPr/>
+        <w:tc>
+          <w:tcPr>
+            <w:tcW w:type="dxa" w:w="1152"/>
+            <w:vAlign w:val="center"/>
+            <w:tcBorders>
+              <w:top w:val="single" w:sz="4" w:color="D9E2DD"/>
+              <w:left w:val="single" w:sz="4" w:color="D9E2DD"/>
+              <w:bottom w:val="single" w:sz="4" w:color="D9E2DD"/>
+              <w:right w:val="single" w:sz="4" w:color="D9E2DD"/>
+              <w:insideH w:val="single" w:sz="4" w:color="D9E2DD"/>
+              <w:insideV w:val="single" w:sz="4" w:color="D9E2DD"/>
+            </w:tcBorders>
+          </w:tcPr>
+          <w:p>
+            <w:pPr>
+              <w:keepNext w:val="0"/>
+              <w:keepLines w:val="0"/>
+              <w:spacing w:after="40" w:before="40"/>
+            </w:pPr>
+            <w:r>
+              <w:t>Integración del visor</w:t>
+            </w:r>
+          </w:p>
+        </w:tc>
+        <w:tc>
+          <w:tcPr>
+            <w:tcW w:type="dxa" w:w="2448"/>
+            <w:vAlign w:val="center"/>
+            <w:tcBorders>
+              <w:top w:val="single" w:sz="4" w:color="D9E2DD"/>
+              <w:left w:val="single" w:sz="4" w:color="D9E2DD"/>
+              <w:bottom w:val="single" w:sz="4" w:color="D9E2DD"/>
+              <w:right w:val="single" w:sz="4" w:color="D9E2DD"/>
+              <w:insideH w:val="single" w:sz="4" w:color="D9E2DD"/>
+              <w:insideV w:val="single" w:sz="4" w:color="D9E2DD"/>
+            </w:tcBorders>
+          </w:tcPr>
+          <w:p>
+            <w:pPr>
+              <w:keepNext w:val="0"/>
+              <w:keepLines w:val="0"/>
+              <w:spacing w:after="40" w:before="40"/>
+            </w:pPr>
+            <w:r>
+              <w:t>La regresión detectó 8 accesos ajenos antes del PR #14 y los 30 casos aprobaron después.</w:t>
+            </w:r>
+          </w:p>
+        </w:tc>
+        <w:tc>
+          <w:tcPr>
+            <w:tcW w:type="dxa" w:w="2304"/>
+            <w:vAlign w:val="center"/>
+            <w:tcBorders>
+              <w:top w:val="single" w:sz="4" w:color="D9E2DD"/>
+              <w:left w:val="single" w:sz="4" w:color="D9E2DD"/>
+              <w:bottom w:val="single" w:sz="4" w:color="D9E2DD"/>
+              <w:right w:val="single" w:sz="4" w:color="D9E2DD"/>
+              <w:insideH w:val="single" w:sz="4" w:color="D9E2DD"/>
+              <w:insideV w:val="single" w:sz="4" w:color="D9E2DD"/>
+            </w:tcBorders>
+          </w:tcPr>
+          <w:p>
+            <w:pPr>
+              <w:keepNext w:val="0"/>
+              <w:keepLines w:val="0"/>
+              <w:spacing w:after="40" w:before="40"/>
+            </w:pPr>
+            <w:r>
+              <w:t>Probar permisos en la API y referentes web, además de la interfaz.</w:t>
+            </w:r>
+          </w:p>
+        </w:tc>
+        <w:tc>
+          <w:tcPr>
+            <w:tcW w:type="dxa" w:w="3168"/>
+            <w:vAlign w:val="center"/>
+            <w:tcBorders>
+              <w:top w:val="single" w:sz="4" w:color="D9E2DD"/>
+              <w:left w:val="single" w:sz="4" w:color="D9E2DD"/>
+              <w:bottom w:val="single" w:sz="4" w:color="D9E2DD"/>
+              <w:right w:val="single" w:sz="4" w:color="D9E2DD"/>
+              <w:insideH w:val="single" w:sz="4" w:color="D9E2DD"/>
+              <w:insideV w:val="single" w:sz="4" w:color="D9E2DD"/>
+            </w:tcBorders>
+          </w:tcPr>
+          <w:p>
+            <w:pPr>
+              <w:keepNext w:val="0"/>
+              <w:keepLines w:val="0"/>
+              <w:spacing w:after="40" w:before="40"/>
+            </w:pPr>
+            <w:r>
+              <w:t>Conservar casos negativos y reportes anteriores; repetirlos después de cambios de autenticación o mapas.</w:t>
+            </w:r>
+          </w:p>
+        </w:tc>
+        <w:tc>
+          <w:tcPr>
+            <w:tcW w:type="dxa" w:w="1440"/>
+            <w:vAlign w:val="center"/>
+            <w:tcBorders>
+              <w:top w:val="single" w:sz="4" w:color="D9E2DD"/>
+              <w:left w:val="single" w:sz="4" w:color="D9E2DD"/>
+              <w:bottom w:val="single" w:sz="4" w:color="D9E2DD"/>
+              <w:right w:val="single" w:sz="4" w:color="D9E2DD"/>
+              <w:insideH w:val="single" w:sz="4" w:color="D9E2DD"/>
+              <w:insideV w:val="single" w:sz="4" w:color="D9E2DD"/>
+            </w:tcBorders>
+          </w:tcPr>
+          <w:p>
+            <w:pPr>
+              <w:keepNext w:val="0"/>
+              <w:keepLines w:val="0"/>
+              <w:spacing w:after="40" w:before="40"/>
+            </w:pPr>
+            <w:r>
+              <w:t>Juan y Javier</w:t>
             </w:r>
           </w:p>
         </w:tc>
@@ -1564,6 +1626,9 @@
         <w:pStyle w:val="Heading1"/>
       </w:pPr>
       <w:r>
+        <w:rPr>
+          <w:color w:val="000000"/>
+        </w:rPr>
         <w:t>3 Regla de seguimiento</w:t>
       </w:r>
     </w:p>
@@ -1573,6 +1638,11 @@
       </w:pPr>
       <w:r>
         <w:t>Cada acuerdo debe reaparecer en la siguiente retrospectiva con estado: cumplido, en curso o pendiente. Un acuerdo pendiente debe conservar su motivo y nueva fecha, evitando que se pierda entre sprints.</w:t>
+      </w:r>
+    </w:p>
+    <w:p>
+      <w:r>
+        <w:t>Observación técnica del 20/10: el rechazo de referente de Google se resolvió y el mapa real cargó en localhost:5173. E4 registra 205 pruebas aprobadas tras integrar PR #14. Estas observaciones no se presentan como acuerdos de una reunión no documentada.</w:t>
       </w:r>
     </w:p>
     <w:sectPr>
@@ -2362,7 +2432,7 @@
       <w:rFonts w:asciiTheme="majorHAnsi" w:eastAsiaTheme="majorEastAsia" w:hAnsiTheme="majorHAnsi" w:cstheme="majorBidi"/>
       <w:i/>
       <w:iCs/>
-      <w:color w:val="4F81BD" w:themeColor="accent1"/>
+      <w:color w:val="000000"/>
       <w:spacing w:val="15"/>
       <w:sz w:val="24"/>
       <w:szCs w:val="24"/>
